--- a/public/templates-clean/8. Anexa 5 - Acord schimbare schema de tratament.docx
+++ b/public/templates-clean/8. Anexa 5 - Acord schimbare schema de tratament.docx
@@ -459,7 +459,7 @@
           <w:b/>
           <w:bCs/>
         </w:rPr>
-        <w:t>{BENEFICIAR_NUME} ELENA</w:t>
+        <w:t>{BENEFICIAR_NUME}</w:t>
       </w:r>
       <w:bookmarkStart w:id="8" w:name="_Hlk236235657"/>
       <w:r>
